--- a/por/docx/44.content.docx
+++ b/por/docx/44.content.docx
@@ -298,7 +298,7 @@
         <w:rPr>
           <w:lang w:val="pt_PT" w:bidi="pt_PT"/>
         </w:rPr>
-        <w:t xml:space="preserve"> Pois João batizou com água, mas vocês serão batizados com o Espírito Santo dentro de poucos dias".</w:t>
+        <w:t xml:space="preserve"> Pois João batizou com água, mas vocês serão batizados com o Espírito Santo dentro de poucos dias”.</w:t>
       </w:r>
     </w:p>
     <w:p>
@@ -319,7 +319,7 @@
         <w:rPr>
           <w:lang w:val="pt_PT" w:bidi="pt_PT"/>
         </w:rPr>
-        <w:t xml:space="preserve"> Então os apóstolos perguntaram a Jesus: "Senhor, é agora que o senhor vai restaurar o reino a Israel?".</w:t>
+        <w:t xml:space="preserve"> Então os apóstolos perguntaram a Jesus: “Senhor, é agora que o senhor vai restaurar o reino a Israel?”.</w:t>
       </w:r>
     </w:p>
     <w:p>
@@ -340,7 +340,7 @@
         <w:rPr>
           <w:lang w:val="pt_PT" w:bidi="pt_PT"/>
         </w:rPr>
-        <w:t xml:space="preserve"> Jesus respondeu: "Não cabe a vocês saber os tempos ou as datas que o Pai estabeleceu pela sua própria autoridade.</w:t>
+        <w:t xml:space="preserve"> Jesus respondeu: “Não cabe a vocês saber os tempos ou as datas que o Pai estabeleceu pela sua própria autoridade.</w:t>
       </w:r>
     </w:p>
     <w:p>
@@ -361,7 +361,7 @@
         <w:rPr>
           <w:lang w:val="pt_PT" w:bidi="pt_PT"/>
         </w:rPr>
-        <w:t xml:space="preserve"> Mas quando o Espírito Santo vier sobre vocês, receberão poder e serão minhas testemunhas em Jerusalém, em toda a Judeia e Samaria, e até os confins da terra".</w:t>
+        <w:t xml:space="preserve"> Mas quando o Espírito Santo vier sobre vocês, receberão poder e serão minhas testemunhas em Jerusalém, em toda a Judeia e Samaria, e até os confins da terra”.</w:t>
       </w:r>
     </w:p>
     <w:p>
@@ -718,7 +718,7 @@
         <w:rPr>
           <w:lang w:val="pt_PT" w:bidi="pt_PT"/>
         </w:rPr>
-        <w:t xml:space="preserve"> para tomar o lugar neste ministério e apostolado, que Judas abandonou, indo para o lugar que lhe era devido".</w:t>
+        <w:t xml:space="preserve"> para tomar o lugar neste ministério e apostolado, que Judas abandonou, indo para o lugar que lhe era devido”.</w:t>
       </w:r>
     </w:p>
     <w:p>
@@ -1196,7 +1196,7 @@
         <w:rPr>
           <w:lang w:val="pt_PT" w:bidi="pt_PT"/>
         </w:rPr>
-        <w:t xml:space="preserve"> Quem invocar o nome do Senhor será salvo'.</w:t>
+        <w:t xml:space="preserve"> Quem invocar o nome do Senhor será salvo’.</w:t>
       </w:r>
     </w:p>
     <w:p>
@@ -1469,7 +1469,7 @@
         <w:rPr>
           <w:lang w:val="pt_PT" w:bidi="pt_PT"/>
         </w:rPr>
-        <w:t xml:space="preserve"> Pois Davi não subiu aos céus, mas ele mesmo diz: 'O Senhor disse ao meu Senhor: Senta-te à minha direita</w:t>
+        <w:t xml:space="preserve"> Pois Davi não subiu aos céus, mas ele mesmo diz: ‘O Senhor disse ao meu Senhor: Senta-te à minha direita</w:t>
       </w:r>
     </w:p>
     <w:p>
@@ -1511,7 +1511,7 @@
         <w:rPr>
           <w:lang w:val="pt_PT" w:bidi="pt_PT"/>
         </w:rPr>
-        <w:t xml:space="preserve"> Portanto, que toda a casa de Israel tenha certeza: Deus fez Senhor e Cristo a este Jesus que vocês crucificaram".</w:t>
+        <w:t xml:space="preserve"> Portanto, que toda a casa de Israel tenha certeza: Deus fez Senhor e Cristo a este Jesus que vocês crucificaram”.</w:t>
       </w:r>
     </w:p>
     <w:p>
@@ -1574,7 +1574,7 @@
         <w:rPr>
           <w:lang w:val="pt_PT" w:bidi="pt_PT"/>
         </w:rPr>
-        <w:t xml:space="preserve"> Porque a promessa é para vocês, para seus filhos e para todos os que estão longe, para quantos o Senhor, nosso Deus, chamar".</w:t>
+        <w:t xml:space="preserve"> Porque a promessa é para vocês, para seus filhos e para todos os que estão longe, para quantos o Senhor, nosso Deus, chamar”.</w:t>
       </w:r>
     </w:p>
     <w:p>
@@ -1595,7 +1595,7 @@
         <w:rPr>
           <w:lang w:val="pt_PT" w:bidi="pt_PT"/>
         </w:rPr>
-        <w:t xml:space="preserve"> Com muitas outras palavras, Pedro deu testemunho solene e exortou-os, dizendo: "Salvem-se desta geração perversa!".</w:t>
+        <w:t xml:space="preserve"> Com muitas outras palavras, Pedro deu testemunho solene e exortou-os, dizendo: “Salvem-se desta geração perversa!”.</w:t>
       </w:r>
     </w:p>
     <w:p>
@@ -2304,7 +2304,7 @@
         <w:rPr>
           <w:lang w:val="pt_PT" w:bidi="pt_PT"/>
         </w:rPr>
-        <w:t xml:space="preserve"> Depois de ressuscitar o seu Servo, Deus o enviou primeiro a vocês, para abençoá-los e afastar cada um de suas más práticas".</w:t>
+        <w:t xml:space="preserve"> Depois de ressuscitar o seu Servo, Deus o enviou primeiro a vocês, para abençoá-los e afastar cada um de suas más práticas”.</w:t>
       </w:r>
     </w:p>
     <w:p>
@@ -2551,7 +2551,7 @@
         <w:rPr>
           <w:lang w:val="pt_PT" w:bidi="pt_PT"/>
         </w:rPr>
-        <w:t xml:space="preserve"> Pois este Jesus é ‘a pedra que os construtores rejeitaram, e que se tornou a pedra principal1 da construção'.</w:t>
+        <w:t xml:space="preserve"> Pois este Jesus é ‘a pedra que os construtores rejeitaram, e que se tornou a pedra principal da construção’.</w:t>
       </w:r>
     </w:p>
     <w:p>
@@ -3932,7 +3932,7 @@
         <w:rPr>
           <w:lang w:val="pt_PT" w:bidi="pt_PT"/>
         </w:rPr>
-        <w:t xml:space="preserve"> Mas, se for de Deus, vocês não poderão detê-los. Tomem cuidado para não acabarem lutando contra Deus".</w:t>
+        <w:t xml:space="preserve"> Mas, se for de Deus, vocês não poderão detê-los. Tomem cuidado para não acabarem lutando contra Deus”.</w:t>
       </w:r>
     </w:p>
     <w:p>
@@ -4095,7 +4095,7 @@
         <w:rPr>
           <w:lang w:val="pt_PT" w:bidi="pt_PT"/>
         </w:rPr>
-        <w:t xml:space="preserve"> Assim, nós nos dedicaremos à oração e ao ministério da palavra".</w:t>
+        <w:t xml:space="preserve"> Assim, nós nos dedicaremos à oração e ao ministério da palavra”.</w:t>
       </w:r>
     </w:p>
     <w:p>
@@ -5308,7 +5308,7 @@
         <w:rPr>
           <w:lang w:val="pt_PT" w:bidi="pt_PT"/>
         </w:rPr>
-        <w:t xml:space="preserve"> Davi achou favor diante de Deus e pediu permissão para preparar uma morada para o Deus de Jacó.1</w:t>
+        <w:t xml:space="preserve"> Davi achou favor diante de Deus e pediu permissão para preparar uma morada para o Deus de Jacó.</w:t>
       </w:r>
     </w:p>
     <w:p>
@@ -5455,7 +5455,7 @@
         <w:rPr>
           <w:lang w:val="pt_PT" w:bidi="pt_PT"/>
         </w:rPr>
-        <w:t xml:space="preserve"> Sim, vocês receberam a lei de Deus por meio de anjos. Mesmo assim, não obedeceram a ela".</w:t>
+        <w:t xml:space="preserve"> Sim, vocês receberam a lei de Deus por meio de anjos. Mesmo assim, não obedeceram a ela”.</w:t>
       </w:r>
     </w:p>
     <w:p>
@@ -5602,7 +5602,7 @@
         <w:rPr>
           <w:lang w:val="pt_PT" w:bidi="pt_PT"/>
         </w:rPr>
-        <w:t xml:space="preserve"> Depois, ajoelhou-se e clamou: "Senhor, não os consideres culpados por este pecado!". E, dizendo isso, adormeceu.</w:t>
+        <w:t xml:space="preserve"> Depois, ajoelhou-se e clamou: “Senhor, não os consideres culpados por este pecado!”. E, dizendo isso, adormeceu.</w:t>
       </w:r>
     </w:p>
     <w:p>
@@ -6395,7 +6395,7 @@
         <w:rPr>
           <w:lang w:val="pt_PT" w:bidi="pt_PT"/>
         </w:rPr>
-        <w:t xml:space="preserve"> [Filipe respondeu: “O senhor pode, se crê com todo o coração”. E ele disse: “Eu creio que Jesus Cristo é o Filho de Deus”.]1Então o eunuco mandou parar a carruagem; ambos desceram à água, Filipe e o eunuco, e Filipe o batizou.</w:t>
+        <w:t xml:space="preserve"> [Filipe respondeu: “O senhor pode, se crê com todo o coração”. E ele disse: “Eu creio que Jesus Cristo é o Filho de Deus”.] Então o eunuco mandou parar a carruagem; ambos desceram à água, Filipe e o eunuco, e Filipe o batizou.</w:t>
       </w:r>
     </w:p>
     <w:p>
@@ -8359,7 +8359,7 @@
         <w:rPr>
           <w:lang w:val="pt_PT" w:bidi="pt_PT"/>
         </w:rPr>
-        <w:t xml:space="preserve"> "Alguém pode impedir a água, para que estes que receberam o Espírito Santo como nós não sejam batizados?".</w:t>
+        <w:t xml:space="preserve"> "Alguém pode impedir a água, para que estes que receberam o Espírito Santo como nós não sejam batizados?”.</w:t>
       </w:r>
     </w:p>
     <w:p>
@@ -8459,7 +8459,7 @@
         <w:rPr>
           <w:lang w:val="pt_PT" w:bidi="pt_PT"/>
         </w:rPr>
-        <w:t xml:space="preserve"> "Você entrou na casa de homens não circuncidados e ainda comeu com eles".</w:t>
+        <w:t xml:space="preserve"> "Você entrou na casa de homens não circuncidados e ainda comeu com eles”.</w:t>
       </w:r>
     </w:p>
     <w:p>
@@ -10276,7 +10276,7 @@
         <w:rPr>
           <w:lang w:val="pt_PT" w:bidi="pt_PT"/>
         </w:rPr>
-        <w:t xml:space="preserve"> Ele cumpriu essa promessa ao ressuscitar Jesus, como está escrito no segundo salmo: 'Você é meu Filho; hoje eu o gerei'.</w:t>
+        <w:t xml:space="preserve"> Ele cumpriu essa promessa ao ressuscitar Jesus, como está escrito no segundo salmo: ‘Você é meu Filho; hoje eu o gerei’.</w:t>
       </w:r>
     </w:p>
     <w:p>
@@ -10297,7 +10297,7 @@
         <w:rPr>
           <w:lang w:val="pt_PT" w:bidi="pt_PT"/>
         </w:rPr>
-        <w:t xml:space="preserve"> Deus declarou que Jesus não seria vencido pela morte, como mostram as palavras: 'Eu darei a vocês as bênçãos santas e firmes prometidas a Davi'.</w:t>
+        <w:t xml:space="preserve"> Deus declarou que Jesus não seria vencido pela morte, como mostram as palavras: ‘Eu darei a vocês as bênçãos santas e firmes prometidas a Davi’.</w:t>
       </w:r>
     </w:p>
     <w:p>
@@ -10318,7 +10318,7 @@
         <w:rPr>
           <w:lang w:val="pt_PT" w:bidi="pt_PT"/>
         </w:rPr>
-        <w:t xml:space="preserve"> E outro salmo afirma: 'O Santo de Deus não verá decomposição'.</w:t>
+        <w:t xml:space="preserve"> E outro salmo afirma: ‘O Santo de Deus não verá decomposição’.</w:t>
       </w:r>
     </w:p>
     <w:p>
@@ -10444,7 +10444,7 @@
         <w:rPr>
           <w:lang w:val="pt_PT" w:bidi="pt_PT"/>
         </w:rPr>
-        <w:t xml:space="preserve"> Pois está escrito: 'Vejam, vocês que rejeitam a verdade, fiquem espantados e pereçam, porque eu realizo uma obra em seus dias, uma obra em que vocês não acreditarão, mesmo que alguém a descreva'".</w:t>
+        <w:t xml:space="preserve"> Pois está escrito: ‘Vejam, vocês que rejeitam a verdade, fiquem espantados e pereçam, porque eu realizo uma obra em seus dias, uma obra em que vocês não acreditarão, mesmo que alguém a descreva’”.</w:t>
       </w:r>
     </w:p>
     <w:p>
@@ -10943,7 +10943,7 @@
         <w:rPr>
           <w:lang w:val="pt_PT" w:bidi="pt_PT"/>
         </w:rPr>
-        <w:t xml:space="preserve"> Chamavam Barnabé de Júpiter, e Paulo, por ser o principal que falava, chamavam de Mercúrio.1</w:t>
+        <w:t xml:space="preserve"> Chamavam Barnabé de Júpiter, e Paulo, por ser o principal que falava, chamavam de Mercúrio.</w:t>
       </w:r>
     </w:p>
     <w:p>
@@ -11526,7 +11526,7 @@
         <w:rPr>
           <w:lang w:val="pt_PT" w:bidi="pt_PT"/>
         </w:rPr>
-        <w:t xml:space="preserve"> Cremos que todos somos salvos pela graça do nosso Senhor Jesus, tanto nós como eles".</w:t>
+        <w:t xml:space="preserve"> Cremos que todos somos salvos pela graça do nosso Senhor Jesus, tanto nós como eles”.</w:t>
       </w:r>
     </w:p>
     <w:p>
@@ -11736,7 +11736,7 @@
         <w:rPr>
           <w:lang w:val="pt_PT" w:bidi="pt_PT"/>
         </w:rPr>
-        <w:t xml:space="preserve"> Pois, desde tempos antigos, em cada cidade, Moisés é anunciado nas sinagogas, e essas coisas são lidas todos os sábados".</w:t>
+        <w:t xml:space="preserve"> Pois, desde tempos antigos, em cada cidade, Moisés é anunciado nas sinagogas, e essas coisas são lidas todos os sábados”.</w:t>
       </w:r>
     </w:p>
     <w:p>
@@ -11904,7 +11904,7 @@
         <w:rPr>
           <w:lang w:val="pt_PT" w:bidi="pt_PT"/>
         </w:rPr>
-        <w:t xml:space="preserve"> a não ser que se afastem da comida sacrificada a ídolos, da carne de animais estrangulados, do sangue e da imoralidade sexual; se vocês evitarem essas coisas, procederão bem. Saúde a todos".</w:t>
+        <w:t xml:space="preserve"> a não ser que se afastem da comida sacrificada a ídolos, da carne de animais estrangulados, do sangue e da imoralidade sexual; se vocês evitarem essas coisas, procederão bem. Saúde a todos”.</w:t>
       </w:r>
     </w:p>
     <w:p>
@@ -12009,7 +12009,7 @@
         <w:rPr>
           <w:lang w:val="pt_PT" w:bidi="pt_PT"/>
         </w:rPr>
-        <w:t xml:space="preserve"> [Mas Silas decidiu permanecer em Antioquia.]1Paulo e Barnabé ficaram ali, ensinando e anunciando a palavra do Senhor, junto com muitos outros.</w:t>
+        <w:t xml:space="preserve"> [Mas Silas decidiu permanecer em Antioquia.] Paulo e Barnabé ficaram ali, ensinando e anunciando a palavra do Senhor, junto com muitos outros.</w:t>
       </w:r>
     </w:p>
     <w:p>
@@ -13070,7 +13070,7 @@
         <w:rPr>
           <w:lang w:val="pt_PT" w:bidi="pt_PT"/>
         </w:rPr>
-        <w:t xml:space="preserve"> explicando e mostrando que o Cristo deveria sofrer e ressuscitar dos mortos. Ele dizia: "Este Jesus que anuncio a vocês é o Cristo".</w:t>
+        <w:t xml:space="preserve"> explicando e mostrando que o Cristo deveria sofrer e ressuscitar dos mortos. Ele dizia: “Este Jesus que anuncio a vocês é o Cristo”.</w:t>
       </w:r>
     </w:p>
     <w:p>
@@ -13133,7 +13133,7 @@
         <w:rPr>
           <w:lang w:val="pt_PT" w:bidi="pt_PT"/>
         </w:rPr>
-        <w:t xml:space="preserve"> Como não os encontraram, arrastaram Jasom e alguns outros irmãos diante das autoridades da cidade, gritando: "Estes homens que têm causado tumulto por todo o mundo chegaram também aqui,</w:t>
+        <w:t xml:space="preserve"> Como não os encontraram, arrastaram Jasom e alguns outros irmãos diante das autoridades da cidade, gritando: “Estes homens que têm causado tumulto por todo o mundo chegaram também aqui,</w:t>
       </w:r>
     </w:p>
     <w:p>
@@ -13154,7 +13154,7 @@
         <w:rPr>
           <w:lang w:val="pt_PT" w:bidi="pt_PT"/>
         </w:rPr>
-        <w:t xml:space="preserve"> e Jasom os recebeu em sua casa. Todos eles agem contra os decretos de César, dizendo que há outro rei, chamado Jesus".</w:t>
+        <w:t xml:space="preserve"> e Jasom os recebeu em sua casa. Todos eles agem contra os decretos de César, dizendo que há outro rei, chamado Jesus”.</w:t>
       </w:r>
     </w:p>
     <w:p>
@@ -13322,7 +13322,7 @@
         <w:rPr>
           <w:lang w:val="pt_PT" w:bidi="pt_PT"/>
         </w:rPr>
-        <w:t xml:space="preserve"> Os homens que acompanharam Paulo seguiram com ele até Atenas e depois voltaram, levando a mensagem: “Que Silas e Timóteo venham depressa para se encontrar com ele".</w:t>
+        <w:t xml:space="preserve"> Os homens que acompanharam Paulo seguiram com ele até Atenas e depois voltaram, levando a mensagem: “Que Silas e Timóteo venham depressa para se encontrar com ele”.</w:t>
       </w:r>
     </w:p>
     <w:p>
@@ -13595,7 +13595,7 @@
         <w:rPr>
           <w:lang w:val="pt_PT" w:bidi="pt_PT"/>
         </w:rPr>
-        <w:t xml:space="preserve"> 'Porque nele vivemos, nele nos movemos e nele existimos'; como também disse um dos poetas de vocês: 'Nós somos descendência dele'.</w:t>
+        <w:t xml:space="preserve"> 'Porque nele vivemos, nele nos movemos e nele existimos’; como também disse um dos poetas de vocês: ‘Nós somos descendência dele’.</w:t>
       </w:r>
     </w:p>
     <w:p>
@@ -15181,7 +15181,7 @@
         <w:rPr>
           <w:lang w:val="pt_PT" w:bidi="pt_PT"/>
         </w:rPr>
-        <w:t xml:space="preserve"> Pois corremos o risco de sermos acusados pelos romanos por causa deste tumulto de hoje, já que não há motivo justo para esta desordem. Se Roma pedir explicações, não teremos como responder”.41. Depois de dizer isso, ele dissolveu a reunião e mandou todos voltarem para casa.1</w:t>
+        <w:t xml:space="preserve"> Pois corremos o risco de sermos acusados pelos romanos por causa deste tumulto de hoje, já que não há motivo justo para esta desordem. Se Roma pedir explicações, não teremos como responder”. [41] Depois de dizer isso, ele dissolveu a reunião e mandou todos voltarem para casa.</w:t>
       </w:r>
     </w:p>
     <w:p>
@@ -16536,7 +16536,7 @@
         <w:rPr>
           <w:lang w:val="pt_PT" w:bidi="pt_PT"/>
         </w:rPr>
-        <w:t xml:space="preserve"> Quanto aos gentios que creram, já lhes enviamos uma carta com nossas decisões: que se abstenham de carne sacrificada a ídolos, de sangue, de carne de animais estrangulados e de imoralidade sexual".</w:t>
+        <w:t xml:space="preserve"> Quanto aos gentios que creram, já lhes enviamos uma carta com nossas decisões: que se abstenham de carne sacrificada a ídolos, de sangue, de carne de animais estrangulados e de imoralidade sexual”.</w:t>
       </w:r>
     </w:p>
     <w:p>
@@ -17077,7 +17077,7 @@
         <w:rPr>
           <w:lang w:val="pt_PT" w:bidi="pt_PT"/>
         </w:rPr>
-        <w:t xml:space="preserve"> Então perguntei: ‘Senhor, o que devo fazer?’; e o Senhor me ordenou: ‘Levante-se, entre na cidade de Damasco, e ali lhe dirão tudo o que você deve fazer'.</w:t>
+        <w:t xml:space="preserve"> Então perguntei: ‘Senhor, o que devo fazer?’; e o Senhor me ordenou: ‘Levante-se, entre na cidade de Damasco, e ali lhe dirão tudo o que você deve fazer’.</w:t>
       </w:r>
     </w:p>
     <w:p>
@@ -17140,7 +17140,7 @@
         <w:rPr>
           <w:lang w:val="pt_PT" w:bidi="pt_PT"/>
         </w:rPr>
-        <w:t xml:space="preserve"> Ele veio até mim, ficou ao meu lado e disse: 'Irmão Saulo, recupere a visão'. E, naquele mesmo momento, meus olhos voltaram a ver.</w:t>
+        <w:t xml:space="preserve"> Ele veio até mim, ficou ao meu lado e disse: ‘Irmão Saulo, recupere a visão’. E, naquele mesmo momento, meus olhos voltaram a ver.</w:t>
       </w:r>
     </w:p>
     <w:p>
@@ -17161,7 +17161,7 @@
         <w:rPr>
           <w:lang w:val="pt_PT" w:bidi="pt_PT"/>
         </w:rPr>
-        <w:t xml:space="preserve"> Então ele acrescentou: 'O Deus dos nossos antepassados escolheu você para conhecer a vontade dele, para ver o Justo e para ouvir as palavras que saem da boca dele.</w:t>
+        <w:t xml:space="preserve"> Então ele acrescentou: ‘O Deus dos nossos antepassados escolheu você para conhecer a vontade dele, para ver o Justo e para ouvir as palavras que saem da boca dele.</w:t>
       </w:r>
     </w:p>
     <w:p>
@@ -17203,7 +17203,7 @@
         <w:rPr>
           <w:lang w:val="pt_PT" w:bidi="pt_PT"/>
         </w:rPr>
-        <w:t xml:space="preserve"> E agora, por que esperar? Levante-se, seja batizado e tenha seus pecados lavados, invocando o nome dele'.</w:t>
+        <w:t xml:space="preserve"> E agora, por que esperar? Levante-se, seja batizado e tenha seus pecados lavados, invocando o nome dele’.</w:t>
       </w:r>
     </w:p>
     <w:p>
@@ -17245,7 +17245,7 @@
         <w:rPr>
           <w:lang w:val="pt_PT" w:bidi="pt_PT"/>
         </w:rPr>
-        <w:t xml:space="preserve"> Nessa visão, ouvi o Senhor dizer: 'Saia logo daqui e deixe Jerusalém, porque as pessoas desta cidade não aceitarão o testemunho que você dá a meu respeito'.</w:t>
+        <w:t xml:space="preserve"> Nessa visão, ouvi o Senhor dizer: ‘Saia logo daqui e deixe Jerusalém, porque as pessoas desta cidade não aceitarão o testemunho que você dá a meu respeito’.</w:t>
       </w:r>
     </w:p>
     <w:p>
@@ -17266,7 +17266,7 @@
         <w:rPr>
           <w:lang w:val="pt_PT" w:bidi="pt_PT"/>
         </w:rPr>
-        <w:t xml:space="preserve"> Eu respondi: 'Senhor, eles sabem que eu prendia e açoitava, em cada sinagoga, aqueles que criam em ti.</w:t>
+        <w:t xml:space="preserve"> Eu respondi: ‘Senhor, eles sabem que eu prendia e açoitava, em cada sinagoga, aqueles que criam em ti.</w:t>
       </w:r>
     </w:p>
     <w:p>
@@ -17287,7 +17287,7 @@
         <w:rPr>
           <w:lang w:val="pt_PT" w:bidi="pt_PT"/>
         </w:rPr>
-        <w:t xml:space="preserve"> E quando derramaram o sangue da tua testemunha Estêvão, eu estava presente, concordei com o que faziam e guardava as capas daqueles que o apedrejavam'.</w:t>
+        <w:t xml:space="preserve"> E quando derramaram o sangue da tua testemunha Estêvão, eu estava presente, concordei com o que faziam e guardava as capas daqueles que o apedrejavam’.</w:t>
       </w:r>
     </w:p>
     <w:p>
@@ -17308,7 +17308,7 @@
         <w:rPr>
           <w:lang w:val="pt_PT" w:bidi="pt_PT"/>
         </w:rPr>
-        <w:t xml:space="preserve"> Então o Senhor me disse: 'Vá, saia de Jerusalém, pois eu o enviarei para muito longe, para o meio dos gentios'".</w:t>
+        <w:t xml:space="preserve"> Então o Senhor me disse: ‘Vá, saia de Jerusalém, pois eu o enviarei para muito longe, para o meio dos gentios’”.</w:t>
       </w:r>
     </w:p>
     <w:p>
@@ -17996,7 +17996,7 @@
         <w:rPr>
           <w:lang w:val="pt_PT" w:bidi="pt_PT"/>
         </w:rPr>
-        <w:t xml:space="preserve"> Em seguida, o comandante chamou dois de seus oficiais e ordenou: "Preparem duzentos soldados de infantaria, setenta cavaleiros e duzentos lanceiros para irem a Cesareia esta noite, às nove horas.</w:t>
+        <w:t xml:space="preserve"> Em seguida, o comandante chamou dois de seus oficiais e ordenou: “Preparem duzentos soldados de infantaria, setenta cavaleiros e duzentos lanceiros para irem a Cesareia esta noite, às nove horas.</w:t>
       </w:r>
     </w:p>
     <w:p>
@@ -18017,7 +18017,7 @@
         <w:rPr>
           <w:lang w:val="pt_PT" w:bidi="pt_PT"/>
         </w:rPr>
-        <w:t xml:space="preserve"> Providenciem também montarias para Paulo e levem o acusado em segurança até o governador Félix".</w:t>
+        <w:t xml:space="preserve"> Providenciem também montarias para Paulo e levem o acusado em segurança até o governador Félix”.</w:t>
       </w:r>
     </w:p>
     <w:p>
@@ -18411,7 +18411,7 @@
         <w:rPr>
           <w:lang w:val="pt_PT" w:bidi="pt_PT"/>
         </w:rPr>
-        <w:t xml:space="preserve"> Mas o comandante Lísias desceu de repente, arrancou o acusado com violência das nossas mãos e ordenou que os seus acusadores viessem até aqui.]1Vossa Excelência poderá verificar por si mesmo, interrogando Paulo, e assim verá claramente que as nossas acusações contra ele são verdadeiras”.</w:t>
+        <w:t xml:space="preserve"> Mas o comandante Lísias desceu de repente, arrancou o acusado com violência das nossas mãos e ordenou que os seus acusadores viessem até aqui.] Vossa Excelência poderá verificar por si mesmo, interrogando Paulo, e assim verá claramente que as nossas acusações contra ele são verdadeiras”.</w:t>
       </w:r>
     </w:p>
     <w:p>
@@ -19036,7 +19036,7 @@
         <w:rPr>
           <w:lang w:val="pt_PT" w:bidi="pt_PT"/>
         </w:rPr>
-        <w:t xml:space="preserve"> Paulo respondeu: "Estou agora diante do tribunal de César, onde devo ser julgado. O senhor sabe que não fiz nada de mal aos judeus.</w:t>
+        <w:t xml:space="preserve"> Paulo respondeu: “Estou agora diante do tribunal de César, onde devo ser julgado. O senhor sabe que não fiz nada de mal aos judeus.</w:t>
       </w:r>
     </w:p>
     <w:p>
@@ -19330,7 +19330,7 @@
         <w:rPr>
           <w:lang w:val="pt_PT" w:bidi="pt_PT"/>
         </w:rPr>
-        <w:t xml:space="preserve"> Festo disse: "Este é o homem cuja morte é exigida pelos judeus, tanto em Jerusalém quanto em Cesareia.</w:t>
+        <w:t xml:space="preserve"> Festo disse: “Este é o homem cuja morte é exigida pelos judeus, tanto em Jerusalém quanto em Cesareia.</w:t>
       </w:r>
     </w:p>
     <w:p>
@@ -21499,7 +21499,7 @@
         <w:rPr>
           <w:lang w:val="pt_PT" w:bidi="pt_PT"/>
         </w:rPr>
-        <w:t xml:space="preserve"> Mas queremos ouvir de você o que pensa, porque a única coisa que sabemos é que esse grupo dos seguidores de Cristo recebe oposição em toda parte".</w:t>
+        <w:t xml:space="preserve"> Mas queremos ouvir de você o que pensa, porque a única coisa que sabemos é que esse grupo dos seguidores de Cristo recebe oposição em toda parte”.</w:t>
       </w:r>
     </w:p>
     <w:p>
@@ -21604,7 +21604,7 @@
         <w:rPr>
           <w:lang w:val="pt_PT" w:bidi="pt_PT"/>
         </w:rPr>
-        <w:t xml:space="preserve"> Torne insensível o coração deste povo; torne pesados os seus ouvidos e feche os seus olhos, para que eles não vejam com os olhos, nem ouçam com os ouvidos, nem compreendam com o coração, nem se convertam e sejam curados'.</w:t>
+        <w:t xml:space="preserve"> Torne insensível o coração deste povo; torne pesados os seus ouvidos e feche os seus olhos, para que eles não vejam com os olhos, nem ouçam com os ouvidos, nem compreendam com o coração, nem se convertam e sejam curados’.</w:t>
       </w:r>
     </w:p>
     <w:p>
@@ -21646,7 +21646,7 @@
         <w:rPr>
           <w:lang w:val="pt_PT" w:bidi="pt_PT"/>
         </w:rPr>
-        <w:t xml:space="preserve"> [Depois disso, os judeus se retiraram, discutindo intensamente entre si.]1Paulo permaneceu dois anos inteiros na casa que alugou e recebia todos os que o procuravam.</w:t>
+        <w:t xml:space="preserve"> [Depois disso, os judeus se retiraram, discutindo intensamente entre si.] Paulo permaneceu dois anos inteiros na casa que alugou e recebia todos os que o procuravam.</w:t>
       </w:r>
     </w:p>
     <w:p>
